--- a/experiment5/part1/گزارش کار/گزارش کار.docx
+++ b/experiment5/part1/گزارش کار/گزارش کار.docx
@@ -193,11 +193,11 @@
         <w:bidi/>
         <w:jc w:val="center"/>
         <w:rPr>
-          <w:rFonts w:asciiTheme="minorHAnsi" w:hAnsiTheme="minorHAnsi" w:cstheme="minorHAnsi"/>
+          <w:rFonts w:asciiTheme="minorHAnsi" w:hAnsiTheme="minorHAnsi" w:cstheme="minorHAnsi" w:hint="cs"/>
           <w:sz w:val="30"/>
           <w:szCs w:val="36"/>
           <w:rtl/>
-          <w:lang w:bidi="ar-SA"/>
+          <w:lang w:bidi="fa-IR"/>
         </w:rPr>
       </w:pPr>
       <w:r>
@@ -219,6 +219,16 @@
           <w:lang w:bidi="ar-SA"/>
         </w:rPr>
         <w:t>5</w:t>
+      </w:r>
+      <w:r>
+        <w:rPr>
+          <w:rFonts w:asciiTheme="minorHAnsi" w:hAnsiTheme="minorHAnsi" w:cstheme="minorHAnsi" w:hint="cs"/>
+          <w:sz w:val="40"/>
+          <w:szCs w:val="40"/>
+          <w:rtl/>
+          <w:lang w:bidi="fa-IR"/>
+        </w:rPr>
+        <w:t xml:space="preserve"> بخش اول</w:t>
       </w:r>
     </w:p>
     <w:p>
@@ -591,79 +601,62 @@
         <w:p>
           <w:pPr>
             <w:pStyle w:val="TOC2"/>
-            <w:jc w:val="left"/>
             <w:rPr>
-              <w:rFonts w:asciiTheme="minorHAnsi" w:hAnsiTheme="minorHAnsi" w:cstheme="minorHAnsi"/>
               <w:noProof/>
               <w:rtl/>
-              <w:lang w:bidi="fa-IR"/>
             </w:rPr>
           </w:pPr>
           <w:r>
             <w:rPr>
-              <w:rFonts w:asciiTheme="minorHAnsi" w:hAnsiTheme="minorHAnsi" w:cstheme="minorHAnsi"/>
               <w:sz w:val="30"/>
               <w:szCs w:val="28"/>
               <w:rtl/>
-              <w:lang w:bidi="fa-IR"/>
             </w:rPr>
             <w:fldChar w:fldCharType="begin"/>
           </w:r>
           <w:r>
             <w:rPr>
-              <w:rFonts w:asciiTheme="minorHAnsi" w:hAnsiTheme="minorHAnsi" w:cstheme="minorHAnsi"/>
               <w:sz w:val="30"/>
               <w:szCs w:val="28"/>
               <w:rtl/>
-              <w:lang w:bidi="fa-IR"/>
             </w:rPr>
             <w:instrText xml:space="preserve"> </w:instrText>
           </w:r>
           <w:r>
             <w:rPr>
-              <w:rFonts w:asciiTheme="minorHAnsi" w:hAnsiTheme="minorHAnsi" w:cstheme="minorHAnsi"/>
               <w:sz w:val="30"/>
               <w:szCs w:val="28"/>
-              <w:lang w:bidi="fa-IR"/>
             </w:rPr>
             <w:instrText>TOC</w:instrText>
           </w:r>
           <w:r>
             <w:rPr>
-              <w:rFonts w:asciiTheme="minorHAnsi" w:hAnsiTheme="minorHAnsi" w:cstheme="minorHAnsi"/>
               <w:sz w:val="30"/>
               <w:szCs w:val="28"/>
               <w:rtl/>
-              <w:lang w:bidi="fa-IR"/>
             </w:rPr>
             <w:instrText xml:space="preserve"> \</w:instrText>
           </w:r>
           <w:r>
             <w:rPr>
-              <w:rFonts w:asciiTheme="minorHAnsi" w:hAnsiTheme="minorHAnsi" w:cstheme="minorHAnsi"/>
               <w:sz w:val="30"/>
               <w:szCs w:val="28"/>
-              <w:lang w:bidi="fa-IR"/>
             </w:rPr>
             <w:instrText>o "1-5" \h \z \u</w:instrText>
           </w:r>
           <w:r>
             <w:rPr>
-              <w:rFonts w:asciiTheme="minorHAnsi" w:hAnsiTheme="minorHAnsi" w:cstheme="minorHAnsi"/>
               <w:sz w:val="30"/>
               <w:szCs w:val="28"/>
               <w:rtl/>
-              <w:lang w:bidi="fa-IR"/>
             </w:rPr>
             <w:instrText xml:space="preserve"> </w:instrText>
           </w:r>
           <w:r>
             <w:rPr>
-              <w:rFonts w:asciiTheme="minorHAnsi" w:hAnsiTheme="minorHAnsi" w:cstheme="minorHAnsi"/>
               <w:sz w:val="30"/>
               <w:szCs w:val="28"/>
               <w:rtl/>
-              <w:lang w:bidi="fa-IR"/>
             </w:rPr>
             <w:fldChar w:fldCharType="separate"/>
           </w:r>
@@ -671,7 +664,6 @@
             <w:r>
               <w:rPr>
                 <w:rStyle w:val="Hyperlink"/>
-                <w:rFonts w:asciiTheme="minorHAnsi" w:hAnsiTheme="minorHAnsi" w:cstheme="minorHAnsi"/>
                 <w:noProof/>
                 <w:rtl/>
                 <w:lang w:bidi="ar-SA"/>
@@ -680,7 +672,6 @@
             </w:r>
             <w:r>
               <w:rPr>
-                <w:rFonts w:asciiTheme="minorHAnsi" w:hAnsiTheme="minorHAnsi" w:cstheme="minorHAnsi"/>
                 <w:noProof/>
                 <w:webHidden/>
               </w:rPr>
@@ -688,61 +679,20 @@
             </w:r>
             <w:r>
               <w:rPr>
-                <w:rFonts w:asciiTheme="minorHAnsi" w:hAnsiTheme="minorHAnsi" w:cstheme="minorHAnsi"/>
-                <w:noProof/>
-                <w:webHidden/>
-              </w:rPr>
-              <w:fldChar w:fldCharType="begin"/>
-            </w:r>
-            <w:r>
-              <w:rPr>
-                <w:rFonts w:asciiTheme="minorHAnsi" w:hAnsiTheme="minorHAnsi" w:cstheme="minorHAnsi"/>
-                <w:noProof/>
-                <w:webHidden/>
-              </w:rPr>
-              <w:instrText xml:space="preserve"> PAGEREF _Toc228144979 \h </w:instrText>
-            </w:r>
-            <w:r>
-              <w:rPr>
-                <w:rFonts w:asciiTheme="minorHAnsi" w:hAnsiTheme="minorHAnsi" w:cstheme="minorHAnsi"/>
-                <w:noProof/>
-                <w:webHidden/>
-              </w:rPr>
-            </w:r>
-            <w:r>
-              <w:rPr>
-                <w:rFonts w:asciiTheme="minorHAnsi" w:hAnsiTheme="minorHAnsi" w:cstheme="minorHAnsi"/>
-                <w:noProof/>
-                <w:webHidden/>
-              </w:rPr>
-              <w:fldChar w:fldCharType="separate"/>
-            </w:r>
-            <w:r>
-              <w:rPr>
-                <w:rFonts w:asciiTheme="minorHAnsi" w:hAnsiTheme="minorHAnsi" w:cstheme="minorHAnsi"/>
+                <w:rFonts w:hint="cs"/>
                 <w:noProof/>
                 <w:webHidden/>
                 <w:rtl/>
-                <w:lang w:bidi="ar-SA"/>
               </w:rPr>
               <w:t>3</w:t>
-            </w:r>
-            <w:r>
-              <w:rPr>
-                <w:rFonts w:asciiTheme="minorHAnsi" w:hAnsiTheme="minorHAnsi" w:cstheme="minorHAnsi"/>
-                <w:noProof/>
-                <w:webHidden/>
-              </w:rPr>
-              <w:fldChar w:fldCharType="end"/>
             </w:r>
           </w:hyperlink>
         </w:p>
         <w:p>
           <w:pPr>
             <w:pStyle w:val="TOC2"/>
-            <w:jc w:val="left"/>
             <w:rPr>
-              <w:rFonts w:asciiTheme="minorHAnsi" w:eastAsiaTheme="minorEastAsia" w:hAnsiTheme="minorHAnsi" w:cstheme="minorHAnsi"/>
+              <w:rFonts w:eastAsiaTheme="minorEastAsia"/>
               <w:noProof/>
               <w:kern w:val="0"/>
               <w:sz w:val="22"/>
@@ -754,7 +704,7 @@
             <w:r>
               <w:rPr>
                 <w:rStyle w:val="Hyperlink"/>
-                <w:rFonts w:asciiTheme="minorHAnsi" w:hAnsiTheme="minorHAnsi" w:cstheme="minorHAnsi" w:hint="cs"/>
+                <w:rFonts w:hint="cs"/>
                 <w:noProof/>
                 <w:rtl/>
                 <w:lang w:bidi="ar-SA"/>
@@ -763,7 +713,6 @@
             </w:r>
             <w:r>
               <w:rPr>
-                <w:rFonts w:asciiTheme="minorHAnsi" w:hAnsiTheme="minorHAnsi" w:cstheme="minorHAnsi"/>
                 <w:noProof/>
                 <w:webHidden/>
               </w:rPr>
@@ -771,61 +720,20 @@
             </w:r>
             <w:r>
               <w:rPr>
-                <w:rFonts w:asciiTheme="minorHAnsi" w:hAnsiTheme="minorHAnsi" w:cstheme="minorHAnsi"/>
-                <w:noProof/>
-                <w:webHidden/>
-              </w:rPr>
-              <w:fldChar w:fldCharType="begin"/>
-            </w:r>
-            <w:r>
-              <w:rPr>
-                <w:rFonts w:asciiTheme="minorHAnsi" w:hAnsiTheme="minorHAnsi" w:cstheme="minorHAnsi"/>
-                <w:noProof/>
-                <w:webHidden/>
-              </w:rPr>
-              <w:instrText xml:space="preserve"> PAGEREF _Toc228144979 \h </w:instrText>
-            </w:r>
-            <w:r>
-              <w:rPr>
-                <w:rFonts w:asciiTheme="minorHAnsi" w:hAnsiTheme="minorHAnsi" w:cstheme="minorHAnsi"/>
-                <w:noProof/>
-                <w:webHidden/>
-              </w:rPr>
-            </w:r>
-            <w:r>
-              <w:rPr>
-                <w:rFonts w:asciiTheme="minorHAnsi" w:hAnsiTheme="minorHAnsi" w:cstheme="minorHAnsi"/>
-                <w:noProof/>
-                <w:webHidden/>
-              </w:rPr>
-              <w:fldChar w:fldCharType="separate"/>
-            </w:r>
-            <w:r>
-              <w:rPr>
-                <w:rFonts w:asciiTheme="minorHAnsi" w:hAnsiTheme="minorHAnsi" w:cstheme="minorHAnsi"/>
+                <w:rFonts w:hint="cs"/>
                 <w:noProof/>
                 <w:webHidden/>
                 <w:rtl/>
-                <w:lang w:bidi="ar-SA"/>
               </w:rPr>
               <w:t>3</w:t>
-            </w:r>
-            <w:r>
-              <w:rPr>
-                <w:rFonts w:asciiTheme="minorHAnsi" w:hAnsiTheme="minorHAnsi" w:cstheme="minorHAnsi"/>
-                <w:noProof/>
-                <w:webHidden/>
-              </w:rPr>
-              <w:fldChar w:fldCharType="end"/>
             </w:r>
           </w:hyperlink>
         </w:p>
         <w:p>
           <w:pPr>
             <w:pStyle w:val="TOC2"/>
-            <w:jc w:val="left"/>
             <w:rPr>
-              <w:rFonts w:asciiTheme="minorHAnsi" w:eastAsiaTheme="minorEastAsia" w:hAnsiTheme="minorHAnsi" w:cstheme="minorHAnsi"/>
+              <w:rFonts w:eastAsiaTheme="minorEastAsia"/>
               <w:noProof/>
               <w:kern w:val="0"/>
               <w:sz w:val="22"/>
@@ -835,89 +743,57 @@
           </w:pPr>
           <w:r>
             <w:rPr>
-              <w:rFonts w:asciiTheme="minorHAnsi" w:hAnsiTheme="minorHAnsi" w:cstheme="minorHAnsi" w:hint="cs"/>
+              <w:rFonts w:hint="cs"/>
               <w:rtl/>
-              <w:lang w:bidi="fa-IR"/>
             </w:rPr>
             <w:t>2-</w:t>
           </w:r>
-          <w:r>
-            <w:rPr>
-              <w:rFonts w:asciiTheme="minorHAnsi" w:hAnsiTheme="minorHAnsi" w:cstheme="minorHAnsi"/>
-            </w:rPr>
-            <w:fldChar w:fldCharType="begin"/>
-          </w:r>
-          <w:r>
-            <w:rPr>
-              <w:rFonts w:asciiTheme="minorHAnsi" w:hAnsiTheme="minorHAnsi" w:cstheme="minorHAnsi"/>
-            </w:rPr>
-            <w:instrText>HYPERLINK \l "_Toc228144979"</w:instrText>
-          </w:r>
-          <w:r>
-            <w:rPr>
-              <w:rFonts w:asciiTheme="minorHAnsi" w:hAnsiTheme="minorHAnsi" w:cstheme="minorHAnsi"/>
-            </w:rPr>
-          </w:r>
-          <w:r>
-            <w:rPr>
-              <w:rFonts w:asciiTheme="minorHAnsi" w:hAnsiTheme="minorHAnsi" w:cstheme="minorHAnsi"/>
-            </w:rPr>
-            <w:fldChar w:fldCharType="separate"/>
-          </w:r>
-          <w:r>
-            <w:rPr>
-              <w:rStyle w:val="Hyperlink"/>
-              <w:rFonts w:asciiTheme="minorHAnsi" w:hAnsiTheme="minorHAnsi" w:cstheme="minorHAnsi" w:hint="cs"/>
-              <w:noProof/>
-              <w:rtl/>
-              <w:lang w:bidi="ar-SA"/>
-            </w:rPr>
-            <w:t>بررسی سیگنال ها و کارکرد مدار</w:t>
-          </w:r>
-          <w:r>
-            <w:rPr>
-              <w:rFonts w:asciiTheme="minorHAnsi" w:hAnsiTheme="minorHAnsi" w:cstheme="minorHAnsi"/>
-              <w:noProof/>
-              <w:webHidden/>
-            </w:rPr>
-            <w:tab/>
-          </w:r>
-          <w:r>
-            <w:rPr>
-              <w:rFonts w:asciiTheme="minorHAnsi" w:hAnsiTheme="minorHAnsi" w:cstheme="minorHAnsi" w:hint="cs"/>
-              <w:noProof/>
-              <w:webHidden/>
-              <w:rtl/>
-              <w:lang w:bidi="fa-IR"/>
-            </w:rPr>
-            <w:t>5</w:t>
-          </w:r>
-          <w:r>
-            <w:rPr>
-              <w:rFonts w:asciiTheme="minorHAnsi" w:hAnsiTheme="minorHAnsi" w:cstheme="minorHAnsi"/>
-              <w:noProof/>
-            </w:rPr>
-            <w:fldChar w:fldCharType="end"/>
-          </w:r>
+          <w:hyperlink w:anchor="_Toc228144979" w:history="1">
+            <w:r>
+              <w:rPr>
+                <w:rStyle w:val="Hyperlink"/>
+                <w:rFonts w:hint="cs"/>
+                <w:noProof/>
+                <w:rtl/>
+                <w:lang w:bidi="ar-SA"/>
+              </w:rPr>
+              <w:t>بررسی سیگنال ها و کارکرد مدار</w:t>
+            </w:r>
+            <w:r>
+              <w:rPr>
+                <w:noProof/>
+                <w:webHidden/>
+              </w:rPr>
+              <w:tab/>
+            </w:r>
+            <w:r>
+              <w:rPr>
+                <w:rFonts w:hint="cs"/>
+                <w:noProof/>
+                <w:webHidden/>
+                <w:rtl/>
+              </w:rPr>
+              <w:t>5</w:t>
+            </w:r>
+          </w:hyperlink>
         </w:p>
         <w:p>
           <w:pPr>
             <w:pStyle w:val="TOC2"/>
-            <w:jc w:val="left"/>
             <w:rPr>
-              <w:rFonts w:asciiTheme="minorHAnsi" w:eastAsiaTheme="minorEastAsia" w:hAnsiTheme="minorHAnsi" w:cstheme="minorHAnsi" w:hint="cs"/>
+              <w:rFonts w:eastAsiaTheme="minorEastAsia"/>
               <w:noProof/>
               <w:kern w:val="0"/>
               <w:sz w:val="22"/>
               <w:szCs w:val="22"/>
-              <w:lang w:eastAsia="en-US" w:bidi="fa-IR"/>
+              <w:lang w:eastAsia="en-US"/>
             </w:rPr>
           </w:pPr>
           <w:hyperlink w:anchor="_Toc228144979" w:history="1">
             <w:r>
               <w:rPr>
                 <w:rStyle w:val="Hyperlink"/>
-                <w:rFonts w:asciiTheme="minorHAnsi" w:hAnsiTheme="minorHAnsi" w:cstheme="minorHAnsi" w:hint="cs"/>
+                <w:rFonts w:hint="cs"/>
                 <w:noProof/>
                 <w:rtl/>
                 <w:lang w:bidi="ar-SA"/>
@@ -926,7 +802,6 @@
             </w:r>
             <w:r>
               <w:rPr>
-                <w:rFonts w:asciiTheme="minorHAnsi" w:hAnsiTheme="minorHAnsi" w:cstheme="minorHAnsi"/>
                 <w:noProof/>
                 <w:webHidden/>
               </w:rPr>
@@ -934,11 +809,10 @@
             </w:r>
             <w:r>
               <w:rPr>
-                <w:rFonts w:asciiTheme="minorHAnsi" w:hAnsiTheme="minorHAnsi" w:cstheme="minorHAnsi" w:hint="cs"/>
+                <w:rFonts w:hint="cs"/>
                 <w:noProof/>
                 <w:webHidden/>
                 <w:rtl/>
-                <w:lang w:bidi="fa-IR"/>
               </w:rPr>
               <w:t>6</w:t>
             </w:r>
@@ -947,9 +821,8 @@
         <w:p>
           <w:pPr>
             <w:pStyle w:val="TOC2"/>
-            <w:jc w:val="left"/>
             <w:rPr>
-              <w:rFonts w:asciiTheme="minorHAnsi" w:eastAsiaTheme="minorEastAsia" w:hAnsiTheme="minorHAnsi" w:cstheme="minorHAnsi"/>
+              <w:rFonts w:eastAsiaTheme="minorEastAsia"/>
               <w:noProof/>
               <w:kern w:val="0"/>
               <w:sz w:val="22"/>
@@ -959,74 +832,50 @@
           </w:pPr>
           <w:r>
             <w:rPr>
-              <w:rFonts w:cstheme="minorBidi" w:hint="cs"/>
-              <w:szCs w:val="24"/>
               <w:rtl/>
-              <w:lang w:bidi="fa-IR"/>
             </w:rPr>
             <w:t>4-</w:t>
           </w:r>
-          <w:r>
-            <w:fldChar w:fldCharType="begin"/>
-          </w:r>
-          <w:r>
-            <w:instrText>HYPERLINK \l "_Toc228144979"</w:instrText>
-          </w:r>
-          <w:r>
-            <w:fldChar w:fldCharType="separate"/>
-          </w:r>
-          <w:r>
-            <w:rPr>
-              <w:rStyle w:val="Hyperlink"/>
-              <w:rFonts w:asciiTheme="minorHAnsi" w:hAnsiTheme="minorHAnsi" w:cstheme="minorHAnsi" w:hint="cs"/>
-              <w:noProof/>
-              <w:rtl/>
-              <w:lang w:bidi="ar-SA"/>
-            </w:rPr>
-            <w:t>تست کارکرد مدار</w:t>
-          </w:r>
-          <w:r>
-            <w:rPr>
-              <w:rFonts w:asciiTheme="minorHAnsi" w:hAnsiTheme="minorHAnsi" w:cstheme="minorHAnsi"/>
-              <w:noProof/>
-              <w:webHidden/>
-            </w:rPr>
-            <w:tab/>
-          </w:r>
-          <w:r>
-            <w:rPr>
-              <w:rFonts w:asciiTheme="minorHAnsi" w:hAnsiTheme="minorHAnsi" w:cstheme="minorHAnsi" w:hint="cs"/>
-              <w:noProof/>
-              <w:webHidden/>
-              <w:rtl/>
-              <w:lang w:bidi="fa-IR"/>
-            </w:rPr>
-            <w:t>11</w:t>
-          </w:r>
-          <w:r>
-            <w:rPr>
-              <w:rFonts w:asciiTheme="minorHAnsi" w:hAnsiTheme="minorHAnsi" w:cstheme="minorHAnsi"/>
-              <w:noProof/>
-            </w:rPr>
-            <w:fldChar w:fldCharType="end"/>
-          </w:r>
+          <w:hyperlink w:anchor="_Toc228144979" w:history="1">
+            <w:r>
+              <w:rPr>
+                <w:rStyle w:val="Hyperlink"/>
+                <w:noProof/>
+                <w:rtl/>
+                <w:lang w:bidi="ar-SA"/>
+              </w:rPr>
+              <w:t>تست کارکرد مدار</w:t>
+            </w:r>
+            <w:r>
+              <w:rPr>
+                <w:noProof/>
+                <w:webHidden/>
+              </w:rPr>
+              <w:tab/>
+            </w:r>
+            <w:r>
+              <w:rPr>
+                <w:noProof/>
+                <w:webHidden/>
+                <w:rtl/>
+              </w:rPr>
+              <w:t>11</w:t>
+            </w:r>
+          </w:hyperlink>
         </w:p>
         <w:p>
           <w:pPr>
             <w:pStyle w:val="TOC2"/>
             <w:rPr>
-              <w:rFonts w:cstheme="minorHAnsi"/>
               <w:sz w:val="30"/>
               <w:szCs w:val="36"/>
               <w:rtl/>
-              <w:lang w:bidi="fa-IR"/>
             </w:rPr>
           </w:pPr>
           <w:hyperlink w:anchor="_Toc228144990" w:history="1">
             <w:r>
               <w:rPr>
                 <w:rStyle w:val="Hyperlink"/>
-                <w:rFonts w:asciiTheme="minorHAnsi" w:hAnsiTheme="minorHAnsi" w:cstheme="minorHAnsi"/>
                 <w:noProof/>
                 <w:rtl/>
                 <w:lang w:bidi="ar-SA"/>
@@ -1035,7 +884,6 @@
             </w:r>
             <w:r>
               <w:rPr>
-                <w:rFonts w:asciiTheme="minorHAnsi" w:hAnsiTheme="minorHAnsi" w:cstheme="minorHAnsi"/>
                 <w:noProof/>
                 <w:webHidden/>
               </w:rPr>
@@ -1043,22 +891,27 @@
             </w:r>
             <w:r>
               <w:rPr>
-                <w:rFonts w:asciiTheme="minorHAnsi" w:hAnsiTheme="minorHAnsi" w:cstheme="minorHAnsi"/>
                 <w:noProof/>
                 <w:webHidden/>
                 <w:rtl/>
-                <w:lang w:bidi="fa-IR"/>
-              </w:rPr>
-              <w:t>12</w:t>
+              </w:rPr>
+              <w:t>1</w:t>
+            </w:r>
+            <w:r>
+              <w:rPr>
+                <w:rFonts w:hint="cs"/>
+                <w:noProof/>
+                <w:webHidden/>
+                <w:rtl/>
+              </w:rPr>
+              <w:t>3</w:t>
             </w:r>
           </w:hyperlink>
           <w:r>
             <w:rPr>
-              <w:rFonts w:cstheme="minorHAnsi"/>
               <w:sz w:val="30"/>
               <w:szCs w:val="36"/>
               <w:rtl/>
-              <w:lang w:bidi="fa-IR"/>
             </w:rPr>
             <w:fldChar w:fldCharType="end"/>
           </w:r>
@@ -2830,7 +2683,6 @@
         </w:rPr>
         <w:t xml:space="preserve">کلید از نوع </w:t>
       </w:r>
-      <w:proofErr w:type="spellStart"/>
       <w:r>
         <w:rPr>
           <w:rFonts w:cstheme="minorHAnsi"/>
@@ -2840,7 +2692,6 @@
         </w:rPr>
         <w:t>Push_button</w:t>
       </w:r>
-      <w:proofErr w:type="spellEnd"/>
       <w:r>
         <w:rPr>
           <w:rFonts w:cstheme="minorHAnsi"/>
@@ -2893,7 +2744,6 @@
         </w:rPr>
         <w:t xml:space="preserve">کلید از نوع </w:t>
       </w:r>
-      <w:proofErr w:type="spellStart"/>
       <w:r>
         <w:rPr>
           <w:rFonts w:cstheme="minorHAnsi"/>
@@ -2903,7 +2753,6 @@
         </w:rPr>
         <w:t>Push_button</w:t>
       </w:r>
-      <w:proofErr w:type="spellEnd"/>
       <w:r>
         <w:rPr>
           <w:rFonts w:cstheme="minorHAnsi"/>
@@ -9191,282 +9040,921 @@
       <w:pPr>
         <w:bidi/>
         <w:rPr>
+          <w:rFonts w:cstheme="minorHAnsi"/>
+          <w:noProof/>
+          <w:sz w:val="28"/>
+          <w:szCs w:val="28"/>
+          <w:rtl/>
+          <w:lang w:bidi="fa-IR"/>
+        </w:rPr>
+      </w:pPr>
+      <w:r>
+        <w:rPr>
+          <w:rFonts w:cstheme="minorHAnsi" w:hint="cs"/>
+          <w:noProof/>
+          <w:sz w:val="28"/>
+          <w:szCs w:val="28"/>
+          <w:rtl/>
+          <w:lang w:val="fa-IR" w:bidi="fa-IR"/>
+        </w:rPr>
+        <w:t>برای حالت</w:t>
+      </w:r>
+      <w:r>
+        <w:rPr>
+          <w:rFonts w:cstheme="minorHAnsi" w:hint="cs"/>
+          <w:noProof/>
+          <w:sz w:val="28"/>
+          <w:szCs w:val="28"/>
+          <w:rtl/>
+          <w:lang w:val="fa-IR" w:bidi="fa-IR"/>
+        </w:rPr>
+        <w:t>ی که سیگنال کنترلی</w:t>
+      </w:r>
+      <w:r>
+        <w:rPr>
+          <w:rFonts w:cstheme="minorHAnsi" w:hint="cs"/>
+          <w:noProof/>
+          <w:sz w:val="28"/>
+          <w:szCs w:val="28"/>
+          <w:rtl/>
+          <w:lang w:val="fa-IR" w:bidi="fa-IR"/>
+        </w:rPr>
+        <w:t xml:space="preserve"> 111</w:t>
+      </w:r>
+      <w:r>
+        <w:rPr>
+          <w:rFonts w:cstheme="minorHAnsi" w:hint="cs"/>
+          <w:noProof/>
+          <w:sz w:val="28"/>
+          <w:szCs w:val="28"/>
+          <w:rtl/>
+          <w:lang w:val="fa-IR" w:bidi="fa-IR"/>
+        </w:rPr>
+        <w:t xml:space="preserve"> است(</w:t>
+      </w:r>
+      <w:r>
+        <w:rPr>
+          <w:rFonts w:cstheme="minorHAnsi" w:hint="cs"/>
+          <w:noProof/>
+          <w:sz w:val="28"/>
+          <w:szCs w:val="28"/>
+          <w:rtl/>
+          <w:lang w:val="fa-IR" w:bidi="fa-IR"/>
+        </w:rPr>
+        <w:t>عملیات جمع</w:t>
+      </w:r>
+      <w:r>
+        <w:rPr>
+          <w:rFonts w:cstheme="minorHAnsi" w:hint="cs"/>
+          <w:noProof/>
+          <w:sz w:val="28"/>
+          <w:szCs w:val="28"/>
+          <w:rtl/>
+          <w:lang w:val="fa-IR" w:bidi="fa-IR"/>
+        </w:rPr>
+        <w:t>)</w:t>
+      </w:r>
+      <w:r>
+        <w:rPr>
+          <w:rFonts w:cstheme="minorHAnsi" w:hint="cs"/>
+          <w:noProof/>
+          <w:sz w:val="28"/>
+          <w:szCs w:val="28"/>
+          <w:rtl/>
+          <w:lang w:val="fa-IR" w:bidi="fa-IR"/>
+        </w:rPr>
+        <w:t xml:space="preserve"> مدار را تست میکنیم.ابتدا به عنوان مثال عدد یک را در ثبات </w:t>
+      </w:r>
+      <w:r>
+        <w:rPr>
+          <w:rFonts w:cstheme="minorHAnsi"/>
+          <w:noProof/>
+          <w:sz w:val="28"/>
+          <w:szCs w:val="28"/>
+          <w:lang w:bidi="fa-IR"/>
+        </w:rPr>
+        <w:t>B</w:t>
+      </w:r>
+      <w:r>
+        <w:rPr>
+          <w:rFonts w:cstheme="minorHAnsi" w:hint="cs"/>
+          <w:noProof/>
+          <w:sz w:val="28"/>
+          <w:szCs w:val="28"/>
+          <w:rtl/>
+          <w:lang w:bidi="fa-IR"/>
+        </w:rPr>
+        <w:t xml:space="preserve"> ذخیره میکنیم(شکل7</w:t>
+      </w:r>
+      <w:r>
+        <w:rPr>
+          <w:rFonts w:cstheme="minorHAnsi" w:hint="cs"/>
+          <w:noProof/>
+          <w:sz w:val="28"/>
+          <w:szCs w:val="28"/>
+          <w:rtl/>
+          <w:lang w:bidi="fa-IR"/>
+        </w:rPr>
+        <w:t xml:space="preserve"> و </w:t>
+      </w:r>
+      <w:r>
+        <w:rPr>
+          <w:rFonts w:cstheme="minorHAnsi"/>
+          <w:noProof/>
+          <w:sz w:val="28"/>
+          <w:szCs w:val="28"/>
+          <w:lang w:bidi="fa-IR"/>
+        </w:rPr>
+        <w:t>M2M1M0 = 001</w:t>
+      </w:r>
+      <w:r>
+        <w:rPr>
+          <w:rFonts w:cstheme="minorHAnsi" w:hint="cs"/>
+          <w:noProof/>
+          <w:sz w:val="28"/>
+          <w:szCs w:val="28"/>
+          <w:rtl/>
+          <w:lang w:bidi="fa-IR"/>
+        </w:rPr>
+        <w:t xml:space="preserve">) سپس عدد 6 را در </w:t>
+      </w:r>
+      <w:r>
+        <w:rPr>
+          <w:rFonts w:cstheme="minorHAnsi"/>
+          <w:noProof/>
+          <w:sz w:val="28"/>
+          <w:szCs w:val="28"/>
+          <w:lang w:bidi="fa-IR"/>
+        </w:rPr>
+        <w:t>A</w:t>
+      </w:r>
+      <w:r>
+        <w:rPr>
+          <w:rFonts w:cstheme="minorHAnsi" w:hint="cs"/>
+          <w:noProof/>
+          <w:sz w:val="28"/>
+          <w:szCs w:val="28"/>
+          <w:rtl/>
+          <w:lang w:bidi="fa-IR"/>
+        </w:rPr>
+        <w:t xml:space="preserve"> ذخیره</w:t>
+      </w:r>
+      <w:r>
+        <w:rPr>
+          <w:rFonts w:cstheme="minorHAnsi" w:hint="cs"/>
+          <w:noProof/>
+          <w:sz w:val="28"/>
+          <w:szCs w:val="28"/>
+          <w:rtl/>
+          <w:lang w:bidi="fa-IR"/>
+        </w:rPr>
+        <w:t xml:space="preserve">  </w:t>
+      </w:r>
+      <w:r>
+        <w:rPr>
+          <w:rFonts w:cstheme="minorHAnsi" w:hint="cs"/>
+          <w:noProof/>
+          <w:sz w:val="28"/>
+          <w:szCs w:val="28"/>
+          <w:rtl/>
+          <w:lang w:bidi="fa-IR"/>
+        </w:rPr>
+        <w:t>میکنیم(شکل8</w:t>
+      </w:r>
+      <w:r>
+        <w:rPr>
+          <w:rFonts w:cstheme="minorHAnsi" w:hint="cs"/>
+          <w:noProof/>
+          <w:sz w:val="28"/>
+          <w:szCs w:val="28"/>
+          <w:rtl/>
+          <w:lang w:bidi="fa-IR"/>
+        </w:rPr>
+        <w:t xml:space="preserve"> و </w:t>
+      </w:r>
+      <w:r>
+        <w:rPr>
+          <w:rFonts w:cstheme="minorHAnsi"/>
+          <w:noProof/>
+          <w:sz w:val="28"/>
+          <w:szCs w:val="28"/>
+          <w:lang w:bidi="fa-IR"/>
+        </w:rPr>
+        <w:t>M2M1M0 = 000</w:t>
+      </w:r>
+      <w:r>
+        <w:rPr>
+          <w:rFonts w:cstheme="minorHAnsi" w:hint="cs"/>
+          <w:noProof/>
+          <w:sz w:val="28"/>
+          <w:szCs w:val="28"/>
+          <w:rtl/>
+          <w:lang w:bidi="fa-IR"/>
+        </w:rPr>
+        <w:t>).حالا سیگنال کنترلی را برابر با 111 میکنیم که نشان دهنده</w:t>
+      </w:r>
+      <w:r>
+        <w:rPr>
+          <w:rFonts w:cstheme="minorHAnsi" w:hint="cs"/>
+          <w:noProof/>
+          <w:sz w:val="28"/>
+          <w:szCs w:val="28"/>
+          <w:rtl/>
+          <w:lang w:bidi="fa-IR"/>
+        </w:rPr>
+        <w:t xml:space="preserve">      </w:t>
+      </w:r>
+      <w:r>
+        <w:rPr>
+          <w:rFonts w:cstheme="minorHAnsi"/>
+          <w:noProof/>
+          <w:sz w:val="28"/>
+          <w:szCs w:val="28"/>
+          <w:lang w:bidi="fa-IR"/>
+        </w:rPr>
+        <w:t xml:space="preserve"> A + B</w:t>
+      </w:r>
+      <w:r>
+        <w:rPr>
+          <w:rFonts w:cstheme="minorHAnsi" w:hint="cs"/>
+          <w:noProof/>
+          <w:sz w:val="28"/>
+          <w:szCs w:val="28"/>
+          <w:rtl/>
+          <w:lang w:bidi="fa-IR"/>
+        </w:rPr>
+        <w:t xml:space="preserve"> </w:t>
+      </w:r>
+      <w:r>
+        <w:rPr>
+          <w:rFonts w:cstheme="minorHAnsi"/>
+          <w:noProof/>
+          <w:sz w:val="28"/>
+          <w:szCs w:val="28"/>
+          <w:lang w:bidi="fa-IR"/>
+        </w:rPr>
+        <w:t>A&lt;-</w:t>
+      </w:r>
+      <w:r>
+        <w:rPr>
+          <w:rFonts w:cstheme="minorHAnsi" w:hint="cs"/>
+          <w:noProof/>
+          <w:sz w:val="28"/>
+          <w:szCs w:val="28"/>
+          <w:rtl/>
+          <w:lang w:bidi="fa-IR"/>
+        </w:rPr>
+        <w:t xml:space="preserve"> </w:t>
+      </w:r>
+      <w:r>
+        <w:rPr>
+          <w:rFonts w:cstheme="minorHAnsi" w:hint="cs"/>
+          <w:noProof/>
+          <w:sz w:val="28"/>
+          <w:szCs w:val="28"/>
+          <w:rtl/>
+          <w:lang w:bidi="fa-IR"/>
+        </w:rPr>
+        <w:t>است</w:t>
+      </w:r>
+      <w:r>
+        <w:rPr>
+          <w:rFonts w:cstheme="minorHAnsi" w:hint="cs"/>
+          <w:noProof/>
+          <w:sz w:val="28"/>
+          <w:szCs w:val="28"/>
+          <w:rtl/>
+          <w:lang w:bidi="fa-IR"/>
+        </w:rPr>
+        <w:t xml:space="preserve"> و عدد 1 + 6 = 7 در</w:t>
+      </w:r>
+      <w:r>
+        <w:rPr>
+          <w:rFonts w:cstheme="minorHAnsi" w:hint="cs"/>
+          <w:noProof/>
+          <w:sz w:val="28"/>
+          <w:szCs w:val="28"/>
+          <w:rtl/>
+          <w:lang w:bidi="fa-IR"/>
+        </w:rPr>
+        <w:t xml:space="preserve">خروجی نشان داده </w:t>
+      </w:r>
+      <w:r>
+        <w:rPr>
+          <w:rFonts w:cstheme="minorHAnsi" w:hint="cs"/>
+          <w:noProof/>
+          <w:sz w:val="28"/>
+          <w:szCs w:val="28"/>
+          <w:rtl/>
+          <w:lang w:bidi="fa-IR"/>
+        </w:rPr>
+        <w:t>میشود</w:t>
+      </w:r>
+      <w:r>
+        <w:rPr>
+          <w:rFonts w:cstheme="minorHAnsi" w:hint="cs"/>
+          <w:noProof/>
+          <w:sz w:val="28"/>
+          <w:szCs w:val="28"/>
+          <w:rtl/>
+          <w:lang w:bidi="fa-IR"/>
+        </w:rPr>
+        <w:t xml:space="preserve"> و در کلاک بعدی در ثبات </w:t>
+      </w:r>
+      <w:r>
+        <w:rPr>
+          <w:rFonts w:cstheme="minorHAnsi"/>
+          <w:noProof/>
+          <w:sz w:val="28"/>
+          <w:szCs w:val="28"/>
+          <w:lang w:bidi="fa-IR"/>
+        </w:rPr>
+        <w:t>A</w:t>
+      </w:r>
+      <w:r>
+        <w:rPr>
+          <w:rFonts w:cstheme="minorHAnsi" w:hint="cs"/>
+          <w:noProof/>
+          <w:sz w:val="28"/>
+          <w:szCs w:val="28"/>
+          <w:rtl/>
+          <w:lang w:bidi="fa-IR"/>
+        </w:rPr>
+        <w:t xml:space="preserve"> ریخته میشود</w:t>
+      </w:r>
+      <w:r>
+        <w:rPr>
+          <w:rFonts w:cstheme="minorHAnsi" w:hint="cs"/>
+          <w:noProof/>
+          <w:sz w:val="28"/>
+          <w:szCs w:val="28"/>
+          <w:rtl/>
+          <w:lang w:bidi="fa-IR"/>
+        </w:rPr>
+        <w:t>.</w:t>
+      </w:r>
+      <w:r>
+        <w:rPr>
+          <w:rFonts w:cstheme="minorHAnsi" w:hint="cs"/>
+          <w:noProof/>
+          <w:sz w:val="28"/>
+          <w:szCs w:val="28"/>
+          <w:rtl/>
+          <w:lang w:bidi="fa-IR"/>
+        </w:rPr>
+        <w:t>(شکل 9)</w:t>
+      </w:r>
+    </w:p>
+    <w:p>
+      <w:pPr>
+        <w:bidi/>
+        <w:rPr>
+          <w:rFonts w:cstheme="minorHAnsi"/>
+          <w:noProof/>
+          <w:sz w:val="28"/>
+          <w:szCs w:val="28"/>
+          <w:rtl/>
+          <w:lang w:bidi="fa-IR"/>
+        </w:rPr>
+      </w:pPr>
+    </w:p>
+    <w:p>
+      <w:pPr>
+        <w:keepNext/>
+        <w:bidi/>
+      </w:pPr>
+      <w:r>
+        <w:rPr>
+          <w:rFonts w:cstheme="minorHAnsi"/>
+          <w:noProof/>
+          <w:sz w:val="28"/>
+          <w:szCs w:val="28"/>
+          <w:lang w:bidi="fa-IR"/>
+        </w:rPr>
+        <w:drawing>
+          <wp:inline distT="0" distB="0" distL="0" distR="0" wp14:anchorId="7CE92476" wp14:editId="1728B2AA">
+            <wp:extent cx="5934075" cy="3743325"/>
+            <wp:effectExtent l="0" t="0" r="9525" b="9525"/>
+            <wp:docPr id="1" name="Picture 1"/>
+            <wp:cNvGraphicFramePr>
+              <a:graphicFrameLocks xmlns:a="http://schemas.openxmlformats.org/drawingml/2006/main" noChangeAspect="1"/>
+            </wp:cNvGraphicFramePr>
+            <a:graphic xmlns:a="http://schemas.openxmlformats.org/drawingml/2006/main">
+              <a:graphicData uri="http://schemas.openxmlformats.org/drawingml/2006/picture">
+                <pic:pic xmlns:pic="http://schemas.openxmlformats.org/drawingml/2006/picture">
+                  <pic:nvPicPr>
+                    <pic:cNvPr id="0" name="Picture 1"/>
+                    <pic:cNvPicPr>
+                      <a:picLocks noChangeAspect="1" noChangeArrowheads="1"/>
+                    </pic:cNvPicPr>
+                  </pic:nvPicPr>
+                  <pic:blipFill>
+                    <a:blip r:embed="rId15">
+                      <a:extLst>
+                        <a:ext uri="{28A0092B-C50C-407E-A947-70E740481C1C}">
+                          <a14:useLocalDpi xmlns:a14="http://schemas.microsoft.com/office/drawing/2010/main" val="0"/>
+                        </a:ext>
+                      </a:extLst>
+                    </a:blip>
+                    <a:srcRect/>
+                    <a:stretch>
+                      <a:fillRect/>
+                    </a:stretch>
+                  </pic:blipFill>
+                  <pic:spPr bwMode="auto">
+                    <a:xfrm>
+                      <a:off x="0" y="0"/>
+                      <a:ext cx="5934075" cy="3743325"/>
+                    </a:xfrm>
+                    <a:prstGeom prst="rect">
+                      <a:avLst/>
+                    </a:prstGeom>
+                    <a:noFill/>
+                    <a:ln>
+                      <a:noFill/>
+                    </a:ln>
+                  </pic:spPr>
+                </pic:pic>
+              </a:graphicData>
+            </a:graphic>
+          </wp:inline>
+        </w:drawing>
+      </w:r>
+    </w:p>
+    <w:p>
+      <w:pPr>
+        <w:pStyle w:val="Caption"/>
+        <w:bidi/>
+        <w:jc w:val="center"/>
+        <w:rPr>
+          <w:rFonts w:cstheme="minorHAnsi"/>
+          <w:i w:val="0"/>
+          <w:iCs w:val="0"/>
+          <w:noProof/>
+          <w:sz w:val="28"/>
+          <w:szCs w:val="28"/>
+          <w:rtl/>
+          <w:lang w:bidi="fa-IR"/>
+        </w:rPr>
+      </w:pPr>
+      <w:r>
+        <w:rPr>
+          <w:i w:val="0"/>
+          <w:iCs w:val="0"/>
+          <w:sz w:val="28"/>
+          <w:szCs w:val="28"/>
+          <w:rtl/>
+        </w:rPr>
+        <w:t xml:space="preserve">شکل </w:t>
+      </w:r>
+      <w:r>
+        <w:rPr>
+          <w:i w:val="0"/>
+          <w:iCs w:val="0"/>
+          <w:sz w:val="28"/>
+          <w:szCs w:val="28"/>
+          <w:rtl/>
+        </w:rPr>
+        <w:fldChar w:fldCharType="begin"/>
+      </w:r>
+      <w:r>
+        <w:rPr>
+          <w:i w:val="0"/>
+          <w:iCs w:val="0"/>
+          <w:sz w:val="28"/>
+          <w:szCs w:val="28"/>
+          <w:rtl/>
+        </w:rPr>
+        <w:instrText xml:space="preserve"> </w:instrText>
+      </w:r>
+      <w:r>
+        <w:rPr>
+          <w:i w:val="0"/>
+          <w:iCs w:val="0"/>
+          <w:sz w:val="28"/>
+          <w:szCs w:val="28"/>
+        </w:rPr>
+        <w:instrText>SEQ</w:instrText>
+      </w:r>
+      <w:r>
+        <w:rPr>
+          <w:i w:val="0"/>
+          <w:iCs w:val="0"/>
+          <w:sz w:val="28"/>
+          <w:szCs w:val="28"/>
+          <w:rtl/>
+        </w:rPr>
+        <w:instrText xml:space="preserve"> شکل \* </w:instrText>
+      </w:r>
+      <w:r>
+        <w:rPr>
+          <w:i w:val="0"/>
+          <w:iCs w:val="0"/>
+          <w:sz w:val="28"/>
+          <w:szCs w:val="28"/>
+        </w:rPr>
+        <w:instrText>ARABIC</w:instrText>
+      </w:r>
+      <w:r>
+        <w:rPr>
+          <w:i w:val="0"/>
+          <w:iCs w:val="0"/>
+          <w:sz w:val="28"/>
+          <w:szCs w:val="28"/>
+          <w:rtl/>
+        </w:rPr>
+        <w:instrText xml:space="preserve"> </w:instrText>
+      </w:r>
+      <w:r>
+        <w:rPr>
+          <w:i w:val="0"/>
+          <w:iCs w:val="0"/>
+          <w:sz w:val="28"/>
+          <w:szCs w:val="28"/>
+          <w:rtl/>
+        </w:rPr>
+        <w:fldChar w:fldCharType="separate"/>
+      </w:r>
+      <w:r>
+        <w:rPr>
+          <w:i w:val="0"/>
+          <w:iCs w:val="0"/>
+          <w:noProof/>
+          <w:sz w:val="28"/>
+          <w:szCs w:val="28"/>
+          <w:rtl/>
+        </w:rPr>
+        <w:t>7</w:t>
+      </w:r>
+      <w:r>
+        <w:rPr>
+          <w:i w:val="0"/>
+          <w:iCs w:val="0"/>
+          <w:sz w:val="28"/>
+          <w:szCs w:val="28"/>
+          <w:rtl/>
+        </w:rPr>
+        <w:fldChar w:fldCharType="end"/>
+      </w:r>
+    </w:p>
+    <w:p>
+      <w:pPr>
+        <w:keepNext/>
+        <w:bidi/>
+        <w:jc w:val="center"/>
+      </w:pPr>
+      <w:r>
+        <w:rPr>
+          <w:rFonts w:cstheme="minorHAnsi"/>
+          <w:noProof/>
+          <w:sz w:val="28"/>
+          <w:szCs w:val="28"/>
+          <w:lang w:bidi="fa-IR"/>
+        </w:rPr>
+        <w:lastRenderedPageBreak/>
+        <w:drawing>
+          <wp:inline distT="0" distB="0" distL="0" distR="0" wp14:anchorId="20EF1FC7" wp14:editId="743006B1">
+            <wp:extent cx="5713903" cy="3604437"/>
+            <wp:effectExtent l="0" t="0" r="1270" b="0"/>
+            <wp:docPr id="2" name="Picture 2"/>
+            <wp:cNvGraphicFramePr>
+              <a:graphicFrameLocks xmlns:a="http://schemas.openxmlformats.org/drawingml/2006/main" noChangeAspect="1"/>
+            </wp:cNvGraphicFramePr>
+            <a:graphic xmlns:a="http://schemas.openxmlformats.org/drawingml/2006/main">
+              <a:graphicData uri="http://schemas.openxmlformats.org/drawingml/2006/picture">
+                <pic:pic xmlns:pic="http://schemas.openxmlformats.org/drawingml/2006/picture">
+                  <pic:nvPicPr>
+                    <pic:cNvPr id="0" name="Picture 2"/>
+                    <pic:cNvPicPr>
+                      <a:picLocks noChangeAspect="1" noChangeArrowheads="1"/>
+                    </pic:cNvPicPr>
+                  </pic:nvPicPr>
+                  <pic:blipFill>
+                    <a:blip r:embed="rId16" cstate="print">
+                      <a:extLst>
+                        <a:ext uri="{28A0092B-C50C-407E-A947-70E740481C1C}">
+                          <a14:useLocalDpi xmlns:a14="http://schemas.microsoft.com/office/drawing/2010/main" val="0"/>
+                        </a:ext>
+                      </a:extLst>
+                    </a:blip>
+                    <a:srcRect/>
+                    <a:stretch>
+                      <a:fillRect/>
+                    </a:stretch>
+                  </pic:blipFill>
+                  <pic:spPr bwMode="auto">
+                    <a:xfrm>
+                      <a:off x="0" y="0"/>
+                      <a:ext cx="5723442" cy="3610454"/>
+                    </a:xfrm>
+                    <a:prstGeom prst="rect">
+                      <a:avLst/>
+                    </a:prstGeom>
+                    <a:noFill/>
+                    <a:ln>
+                      <a:noFill/>
+                    </a:ln>
+                  </pic:spPr>
+                </pic:pic>
+              </a:graphicData>
+            </a:graphic>
+          </wp:inline>
+        </w:drawing>
+      </w:r>
+    </w:p>
+    <w:p>
+      <w:pPr>
+        <w:pStyle w:val="Caption"/>
+        <w:bidi/>
+        <w:jc w:val="center"/>
+        <w:rPr>
           <w:b/>
           <w:bCs/>
+          <w:i w:val="0"/>
+          <w:iCs w:val="0"/>
+          <w:sz w:val="28"/>
+          <w:szCs w:val="28"/>
+          <w:rtl/>
+          <w:lang w:bidi="fa-IR"/>
+        </w:rPr>
+      </w:pPr>
+      <w:r>
+        <w:rPr>
+          <w:i w:val="0"/>
+          <w:iCs w:val="0"/>
+          <w:sz w:val="28"/>
+          <w:szCs w:val="28"/>
+          <w:rtl/>
+        </w:rPr>
+        <w:t xml:space="preserve">شکل </w:t>
+      </w:r>
+      <w:r>
+        <w:rPr>
+          <w:i w:val="0"/>
+          <w:iCs w:val="0"/>
+          <w:sz w:val="28"/>
+          <w:szCs w:val="28"/>
+          <w:rtl/>
+        </w:rPr>
+        <w:fldChar w:fldCharType="begin"/>
+      </w:r>
+      <w:r>
+        <w:rPr>
+          <w:i w:val="0"/>
+          <w:iCs w:val="0"/>
+          <w:sz w:val="28"/>
+          <w:szCs w:val="28"/>
+          <w:rtl/>
+        </w:rPr>
+        <w:instrText xml:space="preserve"> </w:instrText>
+      </w:r>
+      <w:r>
+        <w:rPr>
+          <w:i w:val="0"/>
+          <w:iCs w:val="0"/>
+          <w:sz w:val="28"/>
+          <w:szCs w:val="28"/>
+        </w:rPr>
+        <w:instrText>SEQ</w:instrText>
+      </w:r>
+      <w:r>
+        <w:rPr>
+          <w:i w:val="0"/>
+          <w:iCs w:val="0"/>
+          <w:sz w:val="28"/>
+          <w:szCs w:val="28"/>
+          <w:rtl/>
+        </w:rPr>
+        <w:instrText xml:space="preserve"> شکل \* </w:instrText>
+      </w:r>
+      <w:r>
+        <w:rPr>
+          <w:i w:val="0"/>
+          <w:iCs w:val="0"/>
+          <w:sz w:val="28"/>
+          <w:szCs w:val="28"/>
+        </w:rPr>
+        <w:instrText>ARABIC</w:instrText>
+      </w:r>
+      <w:r>
+        <w:rPr>
+          <w:i w:val="0"/>
+          <w:iCs w:val="0"/>
+          <w:sz w:val="28"/>
+          <w:szCs w:val="28"/>
+          <w:rtl/>
+        </w:rPr>
+        <w:instrText xml:space="preserve"> </w:instrText>
+      </w:r>
+      <w:r>
+        <w:rPr>
+          <w:i w:val="0"/>
+          <w:iCs w:val="0"/>
+          <w:sz w:val="28"/>
+          <w:szCs w:val="28"/>
+          <w:rtl/>
+        </w:rPr>
+        <w:fldChar w:fldCharType="separate"/>
+      </w:r>
+      <w:r>
+        <w:rPr>
+          <w:i w:val="0"/>
+          <w:iCs w:val="0"/>
           <w:noProof/>
-          <w:sz w:val="36"/>
-          <w:szCs w:val="36"/>
-          <w:rtl/>
-          <w:lang w:val="fa-IR" w:bidi="fa-IR"/>
-        </w:rPr>
-      </w:pPr>
-    </w:p>
-    <w:p>
-      <w:pPr>
+          <w:sz w:val="28"/>
+          <w:szCs w:val="28"/>
+          <w:rtl/>
+        </w:rPr>
+        <w:t>8</w:t>
+      </w:r>
+      <w:r>
+        <w:rPr>
+          <w:i w:val="0"/>
+          <w:iCs w:val="0"/>
+          <w:sz w:val="28"/>
+          <w:szCs w:val="28"/>
+          <w:rtl/>
+        </w:rPr>
+        <w:fldChar w:fldCharType="end"/>
+      </w:r>
+    </w:p>
+    <w:p>
+      <w:pPr>
+        <w:keepNext/>
         <w:bidi/>
         <w:jc w:val="center"/>
-        <w:rPr>
-          <w:b/>
-          <w:bCs/>
-          <w:sz w:val="36"/>
-          <w:szCs w:val="36"/>
-          <w:rtl/>
-          <w:lang w:bidi="fa-IR"/>
-        </w:rPr>
-      </w:pPr>
-    </w:p>
-    <w:p>
-      <w:pPr>
+      </w:pPr>
+      <w:r>
+        <w:rPr>
+          <w:rFonts w:cstheme="minorHAnsi" w:hint="cs"/>
+          <w:noProof/>
+          <w:sz w:val="28"/>
+          <w:szCs w:val="28"/>
+          <w:lang w:bidi="fa-IR"/>
+        </w:rPr>
+        <w:drawing>
+          <wp:inline distT="0" distB="0" distL="0" distR="0" wp14:anchorId="00FA3024" wp14:editId="56FCBD7A">
+            <wp:extent cx="5688418" cy="3591724"/>
+            <wp:effectExtent l="0" t="0" r="7620" b="8890"/>
+            <wp:docPr id="3" name="Picture 3"/>
+            <wp:cNvGraphicFramePr>
+              <a:graphicFrameLocks xmlns:a="http://schemas.openxmlformats.org/drawingml/2006/main" noChangeAspect="1"/>
+            </wp:cNvGraphicFramePr>
+            <a:graphic xmlns:a="http://schemas.openxmlformats.org/drawingml/2006/main">
+              <a:graphicData uri="http://schemas.openxmlformats.org/drawingml/2006/picture">
+                <pic:pic xmlns:pic="http://schemas.openxmlformats.org/drawingml/2006/picture">
+                  <pic:nvPicPr>
+                    <pic:cNvPr id="0" name="Picture 3"/>
+                    <pic:cNvPicPr>
+                      <a:picLocks noChangeAspect="1" noChangeArrowheads="1"/>
+                    </pic:cNvPicPr>
+                  </pic:nvPicPr>
+                  <pic:blipFill>
+                    <a:blip r:embed="rId17" cstate="print">
+                      <a:extLst>
+                        <a:ext uri="{28A0092B-C50C-407E-A947-70E740481C1C}">
+                          <a14:useLocalDpi xmlns:a14="http://schemas.microsoft.com/office/drawing/2010/main" val="0"/>
+                        </a:ext>
+                      </a:extLst>
+                    </a:blip>
+                    <a:srcRect/>
+                    <a:stretch>
+                      <a:fillRect/>
+                    </a:stretch>
+                  </pic:blipFill>
+                  <pic:spPr bwMode="auto">
+                    <a:xfrm>
+                      <a:off x="0" y="0"/>
+                      <a:ext cx="5699671" cy="3598829"/>
+                    </a:xfrm>
+                    <a:prstGeom prst="rect">
+                      <a:avLst/>
+                    </a:prstGeom>
+                    <a:noFill/>
+                    <a:ln>
+                      <a:noFill/>
+                    </a:ln>
+                  </pic:spPr>
+                </pic:pic>
+              </a:graphicData>
+            </a:graphic>
+          </wp:inline>
+        </w:drawing>
+      </w:r>
+    </w:p>
+    <w:p>
+      <w:pPr>
+        <w:pStyle w:val="Caption"/>
         <w:bidi/>
         <w:jc w:val="center"/>
         <w:rPr>
-          <w:rtl/>
-          <w:lang w:bidi="fa-IR"/>
-        </w:rPr>
-      </w:pPr>
-    </w:p>
-    <w:p>
-      <w:pPr>
-        <w:bidi/>
-        <w:jc w:val="center"/>
-        <w:rPr>
-          <w:rtl/>
-          <w:lang w:bidi="fa-IR"/>
-        </w:rPr>
-      </w:pPr>
-    </w:p>
-    <w:p>
-      <w:pPr>
-        <w:bidi/>
-        <w:jc w:val="center"/>
-        <w:rPr>
-          <w:rtl/>
-          <w:lang w:bidi="fa-IR"/>
-        </w:rPr>
-      </w:pPr>
-    </w:p>
-    <w:p>
-      <w:pPr>
-        <w:bidi/>
-        <w:jc w:val="center"/>
-        <w:rPr>
-          <w:rtl/>
-          <w:lang w:bidi="fa-IR"/>
-        </w:rPr>
-      </w:pPr>
-    </w:p>
-    <w:p>
-      <w:pPr>
-        <w:bidi/>
-        <w:jc w:val="center"/>
-        <w:rPr>
-          <w:rtl/>
-          <w:lang w:bidi="fa-IR"/>
-        </w:rPr>
-      </w:pPr>
-    </w:p>
-    <w:p>
-      <w:pPr>
-        <w:bidi/>
-        <w:jc w:val="center"/>
-        <w:rPr>
-          <w:rtl/>
-          <w:lang w:bidi="fa-IR"/>
-        </w:rPr>
-      </w:pPr>
-    </w:p>
-    <w:p>
-      <w:pPr>
-        <w:bidi/>
-        <w:jc w:val="center"/>
-        <w:rPr>
-          <w:rtl/>
-          <w:lang w:bidi="fa-IR"/>
-        </w:rPr>
-      </w:pPr>
-    </w:p>
-    <w:p>
-      <w:pPr>
-        <w:bidi/>
-        <w:jc w:val="center"/>
-        <w:rPr>
-          <w:rtl/>
-          <w:lang w:bidi="fa-IR"/>
-        </w:rPr>
-      </w:pPr>
-    </w:p>
-    <w:p>
-      <w:pPr>
-        <w:bidi/>
-        <w:jc w:val="center"/>
-        <w:rPr>
-          <w:rtl/>
-          <w:lang w:bidi="fa-IR"/>
-        </w:rPr>
-      </w:pPr>
-    </w:p>
-    <w:p>
-      <w:pPr>
-        <w:bidi/>
-        <w:jc w:val="center"/>
-        <w:rPr>
-          <w:rtl/>
-          <w:lang w:bidi="fa-IR"/>
-        </w:rPr>
-      </w:pPr>
-    </w:p>
-    <w:p>
-      <w:pPr>
-        <w:bidi/>
-        <w:jc w:val="center"/>
-        <w:rPr>
-          <w:rtl/>
-          <w:lang w:bidi="fa-IR"/>
-        </w:rPr>
-      </w:pPr>
-    </w:p>
-    <w:p>
-      <w:pPr>
-        <w:bidi/>
-        <w:jc w:val="center"/>
-        <w:rPr>
-          <w:rtl/>
-          <w:lang w:bidi="fa-IR"/>
-        </w:rPr>
-      </w:pPr>
-    </w:p>
-    <w:p>
-      <w:pPr>
-        <w:bidi/>
-        <w:jc w:val="center"/>
-        <w:rPr>
-          <w:rtl/>
-          <w:lang w:bidi="fa-IR"/>
-        </w:rPr>
-      </w:pPr>
-    </w:p>
-    <w:p>
-      <w:pPr>
-        <w:bidi/>
-        <w:jc w:val="center"/>
-        <w:rPr>
-          <w:rtl/>
-          <w:lang w:bidi="fa-IR"/>
-        </w:rPr>
-      </w:pPr>
-    </w:p>
-    <w:p>
-      <w:pPr>
-        <w:bidi/>
-        <w:jc w:val="center"/>
-        <w:rPr>
-          <w:rtl/>
-          <w:lang w:bidi="fa-IR"/>
-        </w:rPr>
-      </w:pPr>
-    </w:p>
-    <w:p>
-      <w:pPr>
-        <w:bidi/>
-        <w:jc w:val="center"/>
-        <w:rPr>
-          <w:rtl/>
-          <w:lang w:bidi="fa-IR"/>
-        </w:rPr>
-      </w:pPr>
-    </w:p>
-    <w:p>
-      <w:pPr>
-        <w:bidi/>
-        <w:jc w:val="center"/>
-        <w:rPr>
-          <w:rtl/>
-          <w:lang w:bidi="fa-IR"/>
-        </w:rPr>
-      </w:pPr>
-    </w:p>
-    <w:p>
-      <w:pPr>
-        <w:bidi/>
-        <w:jc w:val="center"/>
-        <w:rPr>
-          <w:rtl/>
-          <w:lang w:bidi="fa-IR"/>
-        </w:rPr>
-      </w:pPr>
-    </w:p>
-    <w:p>
-      <w:pPr>
-        <w:bidi/>
-        <w:jc w:val="center"/>
-        <w:rPr>
-          <w:rtl/>
-          <w:lang w:bidi="fa-IR"/>
-        </w:rPr>
-      </w:pPr>
-    </w:p>
-    <w:p>
-      <w:pPr>
-        <w:bidi/>
-        <w:jc w:val="center"/>
-        <w:rPr>
-          <w:rtl/>
-          <w:lang w:bidi="fa-IR"/>
-        </w:rPr>
-      </w:pPr>
-    </w:p>
-    <w:p>
-      <w:pPr>
-        <w:bidi/>
-        <w:jc w:val="center"/>
-        <w:rPr>
-          <w:rtl/>
-          <w:lang w:bidi="fa-IR"/>
-        </w:rPr>
-      </w:pPr>
-    </w:p>
-    <w:p>
-      <w:pPr>
-        <w:bidi/>
-        <w:jc w:val="center"/>
-        <w:rPr>
-          <w:rtl/>
-          <w:lang w:bidi="fa-IR"/>
-        </w:rPr>
-      </w:pPr>
-    </w:p>
-    <w:p>
-      <w:pPr>
-        <w:pStyle w:val="Caption"/>
-        <w:bidi/>
-        <w:rPr>
-          <w:rFonts w:cstheme="minorHAnsi"/>
-          <w:b/>
-          <w:bCs/>
-          <w:sz w:val="36"/>
-          <w:szCs w:val="36"/>
-          <w:rtl/>
-          <w:lang w:bidi="fa-IR"/>
-        </w:rPr>
-      </w:pPr>
-    </w:p>
-    <w:p>
-      <w:pPr>
-        <w:bidi/>
-        <w:rPr>
-          <w:rtl/>
-          <w:lang w:bidi="fa-IR"/>
-        </w:rPr>
-      </w:pPr>
-    </w:p>
-    <w:p>
-      <w:pPr>
-        <w:bidi/>
-        <w:rPr>
-          <w:rtl/>
-          <w:lang w:bidi="fa-IR"/>
-        </w:rPr>
-      </w:pPr>
+          <w:i w:val="0"/>
+          <w:iCs w:val="0"/>
+          <w:sz w:val="28"/>
+          <w:szCs w:val="28"/>
+          <w:rtl/>
+          <w:lang w:bidi="fa-IR"/>
+        </w:rPr>
+      </w:pPr>
+      <w:r>
+        <w:rPr>
+          <w:i w:val="0"/>
+          <w:iCs w:val="0"/>
+          <w:sz w:val="28"/>
+          <w:szCs w:val="28"/>
+          <w:rtl/>
+        </w:rPr>
+        <w:t xml:space="preserve">شکل </w:t>
+      </w:r>
+      <w:r>
+        <w:rPr>
+          <w:i w:val="0"/>
+          <w:iCs w:val="0"/>
+          <w:sz w:val="28"/>
+          <w:szCs w:val="28"/>
+          <w:rtl/>
+        </w:rPr>
+        <w:fldChar w:fldCharType="begin"/>
+      </w:r>
+      <w:r>
+        <w:rPr>
+          <w:i w:val="0"/>
+          <w:iCs w:val="0"/>
+          <w:sz w:val="28"/>
+          <w:szCs w:val="28"/>
+          <w:rtl/>
+        </w:rPr>
+        <w:instrText xml:space="preserve"> </w:instrText>
+      </w:r>
+      <w:r>
+        <w:rPr>
+          <w:i w:val="0"/>
+          <w:iCs w:val="0"/>
+          <w:sz w:val="28"/>
+          <w:szCs w:val="28"/>
+        </w:rPr>
+        <w:instrText>SEQ</w:instrText>
+      </w:r>
+      <w:r>
+        <w:rPr>
+          <w:i w:val="0"/>
+          <w:iCs w:val="0"/>
+          <w:sz w:val="28"/>
+          <w:szCs w:val="28"/>
+          <w:rtl/>
+        </w:rPr>
+        <w:instrText xml:space="preserve"> شکل \* </w:instrText>
+      </w:r>
+      <w:r>
+        <w:rPr>
+          <w:i w:val="0"/>
+          <w:iCs w:val="0"/>
+          <w:sz w:val="28"/>
+          <w:szCs w:val="28"/>
+        </w:rPr>
+        <w:instrText>ARABIC</w:instrText>
+      </w:r>
+      <w:r>
+        <w:rPr>
+          <w:i w:val="0"/>
+          <w:iCs w:val="0"/>
+          <w:sz w:val="28"/>
+          <w:szCs w:val="28"/>
+          <w:rtl/>
+        </w:rPr>
+        <w:instrText xml:space="preserve"> </w:instrText>
+      </w:r>
+      <w:r>
+        <w:rPr>
+          <w:i w:val="0"/>
+          <w:iCs w:val="0"/>
+          <w:sz w:val="28"/>
+          <w:szCs w:val="28"/>
+          <w:rtl/>
+        </w:rPr>
+        <w:fldChar w:fldCharType="separate"/>
+      </w:r>
+      <w:r>
+        <w:rPr>
+          <w:i w:val="0"/>
+          <w:iCs w:val="0"/>
+          <w:noProof/>
+          <w:sz w:val="28"/>
+          <w:szCs w:val="28"/>
+          <w:rtl/>
+        </w:rPr>
+        <w:t>9</w:t>
+      </w:r>
+      <w:r>
+        <w:rPr>
+          <w:i w:val="0"/>
+          <w:iCs w:val="0"/>
+          <w:sz w:val="28"/>
+          <w:szCs w:val="28"/>
+          <w:rtl/>
+        </w:rPr>
+        <w:fldChar w:fldCharType="end"/>
+      </w:r>
     </w:p>
     <w:p>
       <w:pPr>
@@ -9563,9 +10051,9 @@
       </w:r>
     </w:p>
     <w:sectPr>
-      <w:headerReference w:type="default" r:id="rId15"/>
-      <w:footerReference w:type="default" r:id="rId16"/>
-      <w:footerReference w:type="first" r:id="rId17"/>
+      <w:headerReference w:type="default" r:id="rId18"/>
+      <w:footerReference w:type="default" r:id="rId19"/>
+      <w:footerReference w:type="first" r:id="rId20"/>
       <w:pgSz w:w="12240" w:h="15840"/>
       <w:pgMar w:top="1440" w:right="1440" w:bottom="1440" w:left="1440" w:header="708" w:footer="708" w:gutter="0"/>
       <w:pgBorders w:offsetFrom="page">
@@ -9804,7 +10292,27 @@
         <w:rtl/>
         <w:lang w:bidi="ar-SA"/>
       </w:rPr>
-      <w:t xml:space="preserve">                                                    </w:t>
+      <w:t xml:space="preserve"> </w:t>
+    </w:r>
+    <w:r>
+      <w:rPr>
+        <w:rFonts w:cs="B Nazanin" w:hint="cs"/>
+        <w:sz w:val="20"/>
+        <w:szCs w:val="20"/>
+        <w:rtl/>
+        <w:lang w:bidi="ar-SA"/>
+      </w:rPr>
+      <w:t>بخش اول</w:t>
+    </w:r>
+    <w:r>
+      <w:rPr>
+        <w:rFonts w:cs="B Nazanin" w:hint="cs"/>
+        <w:sz w:val="20"/>
+        <w:szCs w:val="20"/>
+        <w:rtl/>
+        <w:lang w:bidi="ar-SA"/>
+      </w:rPr>
+      <w:t xml:space="preserve">                                        </w:t>
     </w:r>
     <w:r>
       <w:rPr>
@@ -12360,7 +12868,7 @@
     <w:autoRedefine/>
     <w:uiPriority w:val="39"/>
     <w:unhideWhenUsed/>
-    <w:rsid w:val="00ED19A5"/>
+    <w:rsid w:val="00495CF5"/>
     <w:pPr>
       <w:tabs>
         <w:tab w:val="right" w:leader="dot" w:pos="9628"/>
@@ -12370,15 +12878,14 @@
       <w:bidi/>
       <w:spacing w:after="100" w:line="240" w:lineRule="auto"/>
       <w:ind w:left="240"/>
-      <w:jc w:val="both"/>
       <w:textAlignment w:val="baseline"/>
     </w:pPr>
     <w:rPr>
-      <w:rFonts w:ascii="Liberation Serif" w:eastAsia="Noto Serif CJK SC" w:hAnsi="Liberation Serif" w:cs="Mangal"/>
+      <w:rFonts w:eastAsia="Noto Serif CJK SC" w:cstheme="minorHAnsi"/>
       <w:kern w:val="3"/>
       <w:sz w:val="24"/>
-      <w:szCs w:val="21"/>
-      <w:lang w:eastAsia="zh-CN" w:bidi="hi-IN"/>
+      <w:szCs w:val="24"/>
+      <w:lang w:eastAsia="zh-CN" w:bidi="fa-IR"/>
     </w:rPr>
   </w:style>
   <w:style w:type="paragraph" w:styleId="TOC3">
